--- a/MTN-1019942 A0 一次性使用取样钳钢丝新增供方等同性对比报告.docx
+++ b/MTN-1019942 A0 一次性使用取样钳钢丝新增供方等同性对比报告.docx
@@ -4722,18 +4722,8 @@
             <w:vAlign w:val="center"/>
           </w:tcPr>
           <w:p>
-            <w:pPr>
-              <w:suppressAutoHyphens/>
-              <w:jc w:val="center"/>
-              <w:rPr>
-                <w:sz w:val="22"/>
-              </w:rPr>
-            </w:pPr>
-            <w:r>
-              <w:rPr>
-                <w:sz w:val="22"/>
-              </w:rPr>
-              <w:t>24.67</w:t>
+            <w:r>
+              <w:t>25.12</w:t>
             </w:r>
           </w:p>
         </w:tc>
@@ -4807,18 +4797,8 @@
             <w:vAlign w:val="center"/>
           </w:tcPr>
           <w:p>
-            <w:pPr>
-              <w:suppressAutoHyphens/>
-              <w:jc w:val="center"/>
-              <w:rPr>
-                <w:sz w:val="22"/>
-              </w:rPr>
-            </w:pPr>
-            <w:r>
-              <w:rPr>
-                <w:sz w:val="22"/>
-              </w:rPr>
-              <w:t>22.59</w:t>
+            <w:r>
+              <w:t>25.01</w:t>
             </w:r>
           </w:p>
         </w:tc>
@@ -4892,18 +4872,8 @@
             <w:vAlign w:val="center"/>
           </w:tcPr>
           <w:p>
-            <w:pPr>
-              <w:suppressAutoHyphens/>
-              <w:jc w:val="center"/>
-              <w:rPr>
-                <w:sz w:val="22"/>
-              </w:rPr>
-            </w:pPr>
-            <w:r>
-              <w:rPr>
-                <w:sz w:val="22"/>
-              </w:rPr>
-              <w:t>24.14</w:t>
+            <w:r>
+              <w:t>25.52</w:t>
             </w:r>
           </w:p>
         </w:tc>
@@ -4977,18 +4947,8 @@
             <w:vAlign w:val="center"/>
           </w:tcPr>
           <w:p>
-            <w:pPr>
-              <w:suppressAutoHyphens/>
-              <w:jc w:val="center"/>
-              <w:rPr>
-                <w:sz w:val="22"/>
-              </w:rPr>
-            </w:pPr>
-            <w:r>
-              <w:rPr>
-                <w:sz w:val="22"/>
-              </w:rPr>
-              <w:t>25.46</w:t>
+            <w:r>
+              <w:t>25.43</w:t>
             </w:r>
           </w:p>
         </w:tc>
@@ -5062,18 +5022,8 @@
             <w:vAlign w:val="center"/>
           </w:tcPr>
           <w:p>
-            <w:pPr>
-              <w:suppressAutoHyphens/>
-              <w:jc w:val="center"/>
-              <w:rPr>
-                <w:sz w:val="22"/>
-              </w:rPr>
-            </w:pPr>
-            <w:r>
-              <w:rPr>
-                <w:sz w:val="22"/>
-              </w:rPr>
-              <w:t>26.27</w:t>
+            <w:r>
+              <w:t>22.15</w:t>
             </w:r>
           </w:p>
         </w:tc>
@@ -5147,18 +5097,8 @@
             <w:vAlign w:val="center"/>
           </w:tcPr>
           <w:p>
-            <w:pPr>
-              <w:suppressAutoHyphens/>
-              <w:jc w:val="center"/>
-              <w:rPr>
-                <w:sz w:val="22"/>
-              </w:rPr>
-            </w:pPr>
-            <w:r>
-              <w:rPr>
-                <w:sz w:val="22"/>
-              </w:rPr>
-              <w:t>26.07</w:t>
+            <w:r>
+              <w:t>22.76</w:t>
             </w:r>
           </w:p>
         </w:tc>
@@ -5232,18 +5172,8 @@
             <w:vAlign w:val="center"/>
           </w:tcPr>
           <w:p>
-            <w:pPr>
-              <w:suppressAutoHyphens/>
-              <w:jc w:val="center"/>
-              <w:rPr>
-                <w:sz w:val="22"/>
-              </w:rPr>
-            </w:pPr>
-            <w:r>
-              <w:rPr>
-                <w:sz w:val="22"/>
-              </w:rPr>
-              <w:t>24.29</w:t>
+            <w:r>
+              <w:t>24.05</w:t>
             </w:r>
           </w:p>
         </w:tc>
@@ -5317,18 +5247,8 @@
             <w:vAlign w:val="center"/>
           </w:tcPr>
           <w:p>
-            <w:pPr>
-              <w:suppressAutoHyphens/>
-              <w:jc w:val="center"/>
-              <w:rPr>
-                <w:sz w:val="22"/>
-              </w:rPr>
-            </w:pPr>
-            <w:r>
-              <w:rPr>
-                <w:sz w:val="22"/>
-              </w:rPr>
-              <w:t>25.64</w:t>
+            <w:r>
+              <w:t>26.80</w:t>
             </w:r>
           </w:p>
         </w:tc>
@@ -5402,18 +5322,8 @@
             <w:vAlign w:val="center"/>
           </w:tcPr>
           <w:p>
-            <w:pPr>
-              <w:suppressAutoHyphens/>
-              <w:jc w:val="center"/>
-              <w:rPr>
-                <w:sz w:val="22"/>
-              </w:rPr>
-            </w:pPr>
-            <w:r>
-              <w:rPr>
-                <w:sz w:val="22"/>
-              </w:rPr>
-              <w:t>23.55</w:t>
+            <w:r>
+              <w:t>23.12</w:t>
             </w:r>
           </w:p>
         </w:tc>
@@ -5487,18 +5397,8 @@
             <w:vAlign w:val="center"/>
           </w:tcPr>
           <w:p>
-            <w:pPr>
-              <w:suppressAutoHyphens/>
-              <w:jc w:val="center"/>
-              <w:rPr>
-                <w:sz w:val="22"/>
-              </w:rPr>
-            </w:pPr>
-            <w:r>
-              <w:rPr>
-                <w:sz w:val="22"/>
-              </w:rPr>
-              <w:t>22.34</w:t>
+            <w:r>
+              <w:t>25.06</w:t>
             </w:r>
           </w:p>
         </w:tc>
@@ -5572,18 +5472,8 @@
             <w:vAlign w:val="center"/>
           </w:tcPr>
           <w:p>
-            <w:pPr>
-              <w:suppressAutoHyphens/>
-              <w:jc w:val="center"/>
-              <w:rPr>
-                <w:sz w:val="22"/>
-              </w:rPr>
-            </w:pPr>
-            <w:r>
-              <w:rPr>
-                <w:sz w:val="22"/>
-              </w:rPr>
-              <w:t>23.44</w:t>
+            <w:r>
+              <w:t>22.86</w:t>
             </w:r>
           </w:p>
         </w:tc>
@@ -5657,18 +5547,8 @@
             <w:vAlign w:val="center"/>
           </w:tcPr>
           <w:p>
-            <w:pPr>
-              <w:suppressAutoHyphens/>
-              <w:jc w:val="center"/>
-              <w:rPr>
-                <w:sz w:val="22"/>
-              </w:rPr>
-            </w:pPr>
-            <w:r>
-              <w:rPr>
-                <w:sz w:val="22"/>
-              </w:rPr>
-              <w:t>23.08</w:t>
+            <w:r>
+              <w:t>22.88</w:t>
             </w:r>
           </w:p>
         </w:tc>
@@ -5742,18 +5622,8 @@
             <w:vAlign w:val="center"/>
           </w:tcPr>
           <w:p>
-            <w:pPr>
-              <w:suppressAutoHyphens/>
-              <w:jc w:val="center"/>
-              <w:rPr>
-                <w:sz w:val="22"/>
-              </w:rPr>
-            </w:pPr>
-            <w:r>
-              <w:rPr>
-                <w:sz w:val="22"/>
-              </w:rPr>
-              <w:t>21.93</w:t>
+            <w:r>
+              <w:t>23.46</w:t>
             </w:r>
           </w:p>
         </w:tc>
@@ -5827,18 +5697,8 @@
             <w:vAlign w:val="center"/>
           </w:tcPr>
           <w:p>
-            <w:pPr>
-              <w:suppressAutoHyphens/>
-              <w:jc w:val="center"/>
-              <w:rPr>
-                <w:sz w:val="22"/>
-              </w:rPr>
-            </w:pPr>
-            <w:r>
-              <w:rPr>
-                <w:sz w:val="22"/>
-              </w:rPr>
-              <w:t>24.99</w:t>
+            <w:r>
+              <w:t>23.45</w:t>
             </w:r>
           </w:p>
         </w:tc>
@@ -5912,18 +5772,8 @@
             <w:vAlign w:val="center"/>
           </w:tcPr>
           <w:p>
-            <w:pPr>
-              <w:suppressAutoHyphens/>
-              <w:jc w:val="center"/>
-              <w:rPr>
-                <w:sz w:val="22"/>
-              </w:rPr>
-            </w:pPr>
-            <w:r>
-              <w:rPr>
-                <w:sz w:val="22"/>
-              </w:rPr>
-              <w:t>21.99</w:t>
+            <w:r>
+              <w:t>23.76</w:t>
             </w:r>
           </w:p>
         </w:tc>
@@ -5997,18 +5847,8 @@
             <w:vAlign w:val="center"/>
           </w:tcPr>
           <w:p>
-            <w:pPr>
-              <w:suppressAutoHyphens/>
-              <w:jc w:val="center"/>
-              <w:rPr>
-                <w:sz w:val="22"/>
-              </w:rPr>
-            </w:pPr>
-            <w:r>
-              <w:rPr>
-                <w:sz w:val="22"/>
-              </w:rPr>
-              <w:t>23.50</w:t>
+            <w:r>
+              <w:t>22.98</w:t>
             </w:r>
           </w:p>
         </w:tc>
@@ -6083,18 +5923,8 @@
             <w:vAlign w:val="center"/>
           </w:tcPr>
           <w:p>
-            <w:pPr>
-              <w:suppressAutoHyphens/>
-              <w:jc w:val="center"/>
-              <w:rPr>
-                <w:sz w:val="22"/>
-              </w:rPr>
-            </w:pPr>
-            <w:r>
-              <w:rPr>
-                <w:sz w:val="22"/>
-              </w:rPr>
-              <w:t>23.99</w:t>
+            <w:r>
+              <w:t>23.80</w:t>
             </w:r>
           </w:p>
         </w:tc>
@@ -6168,18 +5998,8 @@
             <w:vAlign w:val="center"/>
           </w:tcPr>
           <w:p>
-            <w:pPr>
-              <w:suppressAutoHyphens/>
-              <w:jc w:val="center"/>
-              <w:rPr>
-                <w:sz w:val="22"/>
-              </w:rPr>
-            </w:pPr>
-            <w:r>
-              <w:rPr>
-                <w:sz w:val="22"/>
-              </w:rPr>
-              <w:t>22.48</w:t>
+            <w:r>
+              <w:t>22.63</w:t>
             </w:r>
           </w:p>
         </w:tc>
@@ -6253,18 +6073,8 @@
             <w:vAlign w:val="center"/>
           </w:tcPr>
           <w:p>
-            <w:pPr>
-              <w:suppressAutoHyphens/>
-              <w:jc w:val="center"/>
-              <w:rPr>
-                <w:sz w:val="22"/>
-              </w:rPr>
-            </w:pPr>
-            <w:r>
-              <w:rPr>
-                <w:sz w:val="22"/>
-              </w:rPr>
-              <w:t>24.93</w:t>
+            <w:r>
+              <w:t>22.53</w:t>
             </w:r>
           </w:p>
         </w:tc>
@@ -6338,18 +6148,8 @@
             <w:vAlign w:val="center"/>
           </w:tcPr>
           <w:p>
-            <w:pPr>
-              <w:suppressAutoHyphens/>
-              <w:jc w:val="center"/>
-              <w:rPr>
-                <w:sz w:val="22"/>
-              </w:rPr>
-            </w:pPr>
-            <w:r>
-              <w:rPr>
-                <w:sz w:val="22"/>
-              </w:rPr>
-              <w:t>22.58</w:t>
+            <w:r>
+              <w:t>21.48</w:t>
             </w:r>
           </w:p>
         </w:tc>
@@ -6423,18 +6223,8 @@
             <w:vAlign w:val="center"/>
           </w:tcPr>
           <w:p>
-            <w:pPr>
-              <w:suppressAutoHyphens/>
-              <w:jc w:val="center"/>
-              <w:rPr>
-                <w:sz w:val="22"/>
-              </w:rPr>
-            </w:pPr>
-            <w:r>
-              <w:rPr>
-                <w:sz w:val="22"/>
-              </w:rPr>
-              <w:t>22.05</w:t>
+            <w:r>
+              <w:t>23.43</w:t>
             </w:r>
           </w:p>
         </w:tc>
@@ -6508,18 +6298,8 @@
             <w:vAlign w:val="center"/>
           </w:tcPr>
           <w:p>
-            <w:pPr>
-              <w:suppressAutoHyphens/>
-              <w:jc w:val="center"/>
-              <w:rPr>
-                <w:sz w:val="22"/>
-              </w:rPr>
-            </w:pPr>
-            <w:r>
-              <w:rPr>
-                <w:sz w:val="22"/>
-              </w:rPr>
-              <w:t>22.11</w:t>
+            <w:r>
+              <w:t>22.49</w:t>
             </w:r>
           </w:p>
         </w:tc>
@@ -6593,18 +6373,8 @@
             <w:vAlign w:val="center"/>
           </w:tcPr>
           <w:p>
-            <w:pPr>
-              <w:suppressAutoHyphens/>
-              <w:jc w:val="center"/>
-              <w:rPr>
-                <w:sz w:val="22"/>
-              </w:rPr>
-            </w:pPr>
-            <w:r>
-              <w:rPr>
-                <w:sz w:val="22"/>
-              </w:rPr>
-              <w:t>22.56</w:t>
+            <w:r>
+              <w:t>23.86</w:t>
             </w:r>
           </w:p>
         </w:tc>
@@ -6678,18 +6448,8 @@
             <w:vAlign w:val="center"/>
           </w:tcPr>
           <w:p>
-            <w:pPr>
-              <w:suppressAutoHyphens/>
-              <w:jc w:val="center"/>
-              <w:rPr>
-                <w:sz w:val="22"/>
-              </w:rPr>
-            </w:pPr>
-            <w:r>
-              <w:rPr>
-                <w:sz w:val="22"/>
-              </w:rPr>
-              <w:t>23.69</w:t>
+            <w:r>
+              <w:t>22.23</w:t>
             </w:r>
           </w:p>
         </w:tc>
@@ -6763,18 +6523,8 @@
             <w:vAlign w:val="center"/>
           </w:tcPr>
           <w:p>
-            <w:pPr>
-              <w:suppressAutoHyphens/>
-              <w:jc w:val="center"/>
-              <w:rPr>
-                <w:sz w:val="22"/>
-              </w:rPr>
-            </w:pPr>
-            <w:r>
-              <w:rPr>
-                <w:sz w:val="22"/>
-              </w:rPr>
-              <w:t>25.40</w:t>
+            <w:r>
+              <w:t>21.93</w:t>
             </w:r>
           </w:p>
         </w:tc>
@@ -6848,18 +6598,8 @@
             <w:vAlign w:val="center"/>
           </w:tcPr>
           <w:p>
-            <w:pPr>
-              <w:suppressAutoHyphens/>
-              <w:jc w:val="center"/>
-              <w:rPr>
-                <w:sz w:val="22"/>
-              </w:rPr>
-            </w:pPr>
-            <w:r>
-              <w:rPr>
-                <w:sz w:val="22"/>
-              </w:rPr>
-              <w:t>28.69</w:t>
+            <w:r>
+              <w:t>24.77</w:t>
             </w:r>
           </w:p>
         </w:tc>
@@ -6933,18 +6673,8 @@
             <w:vAlign w:val="center"/>
           </w:tcPr>
           <w:p>
-            <w:pPr>
-              <w:suppressAutoHyphens/>
-              <w:jc w:val="center"/>
-              <w:rPr>
-                <w:sz w:val="22"/>
-              </w:rPr>
-            </w:pPr>
-            <w:r>
-              <w:rPr>
-                <w:sz w:val="22"/>
-              </w:rPr>
-              <w:t>23.29</w:t>
+            <w:r>
+              <w:t>23.16</w:t>
             </w:r>
           </w:p>
         </w:tc>
@@ -7018,18 +6748,8 @@
             <w:vAlign w:val="center"/>
           </w:tcPr>
           <w:p>
-            <w:pPr>
-              <w:suppressAutoHyphens/>
-              <w:jc w:val="center"/>
-              <w:rPr>
-                <w:sz w:val="22"/>
-              </w:rPr>
-            </w:pPr>
-            <w:r>
-              <w:rPr>
-                <w:sz w:val="22"/>
-              </w:rPr>
-              <w:t>22.84</w:t>
+            <w:r>
+              <w:t>22.42</w:t>
             </w:r>
           </w:p>
         </w:tc>
@@ -7103,18 +6823,8 @@
             <w:vAlign w:val="center"/>
           </w:tcPr>
           <w:p>
-            <w:pPr>
-              <w:suppressAutoHyphens/>
-              <w:jc w:val="center"/>
-              <w:rPr>
-                <w:sz w:val="22"/>
-              </w:rPr>
-            </w:pPr>
-            <w:r>
-              <w:rPr>
-                <w:sz w:val="22"/>
-              </w:rPr>
-              <w:t>23.41</w:t>
+            <w:r>
+              <w:t>22.42</w:t>
             </w:r>
           </w:p>
         </w:tc>
@@ -7188,18 +6898,8 @@
             <w:vAlign w:val="center"/>
           </w:tcPr>
           <w:p>
-            <w:pPr>
-              <w:suppressAutoHyphens/>
-              <w:jc w:val="center"/>
-              <w:rPr>
-                <w:sz w:val="22"/>
-              </w:rPr>
-            </w:pPr>
-            <w:r>
-              <w:rPr>
-                <w:sz w:val="22"/>
-              </w:rPr>
-              <w:t>27.55</w:t>
+            <w:r>
+              <w:t>23.01</w:t>
             </w:r>
           </w:p>
         </w:tc>
@@ -7296,20 +6996,8 @@
             <w:vAlign w:val="center"/>
           </w:tcPr>
           <w:p>
-            <w:pPr>
-              <w:jc w:val="center"/>
-              <w:rPr>
-                <w:color w:val="000000"/>
-                <w:sz w:val="20"/>
-                <w:szCs w:val="20"/>
-                <w:highlight w:val="yellow"/>
-              </w:rPr>
-            </w:pPr>
-            <w:r>
-              <w:rPr>
-                <w:sz w:val="22"/>
-              </w:rPr>
-              <w:t>21.93</w:t>
+            <w:r>
+              <w:t>21.48</w:t>
             </w:r>
           </w:p>
         </w:tc>
@@ -7405,20 +7093,8 @@
             <w:vAlign w:val="center"/>
           </w:tcPr>
           <w:p>
-            <w:pPr>
-              <w:jc w:val="center"/>
-              <w:rPr>
-                <w:color w:val="000000"/>
-                <w:sz w:val="20"/>
-                <w:szCs w:val="20"/>
-                <w:highlight w:val="yellow"/>
-              </w:rPr>
-            </w:pPr>
-            <w:r>
-              <w:rPr>
-                <w:sz w:val="22"/>
-              </w:rPr>
-              <w:t>28.69</w:t>
+            <w:r>
+              <w:t>26.80</w:t>
             </w:r>
           </w:p>
         </w:tc>
@@ -7514,20 +7190,8 @@
             <w:vAlign w:val="center"/>
           </w:tcPr>
           <w:p>
-            <w:pPr>
-              <w:jc w:val="center"/>
-              <w:rPr>
-                <w:color w:val="000000"/>
-                <w:sz w:val="20"/>
-                <w:szCs w:val="20"/>
-                <w:highlight w:val="yellow"/>
-              </w:rPr>
-            </w:pPr>
-            <w:r>
-              <w:rPr>
-                <w:sz w:val="22"/>
-              </w:rPr>
-              <w:t>23.98</w:t>
+            <w:r>
+              <w:t>23.49</w:t>
             </w:r>
           </w:p>
         </w:tc>
@@ -7621,31 +7285,8 @@
             <w:vAlign w:val="center"/>
           </w:tcPr>
           <w:p>
-            <w:pPr>
-              <w:jc w:val="center"/>
-              <w:rPr>
-                <w:color w:val="000000"/>
-                <w:sz w:val="20"/>
-                <w:szCs w:val="20"/>
-              </w:rPr>
-            </w:pPr>
-            <w:r>
-              <w:rPr>
-                <w:rFonts w:hint="eastAsia"/>
-                <w:color w:val="000000"/>
-                <w:sz w:val="20"/>
-                <w:szCs w:val="20"/>
-              </w:rPr>
-              <w:t>1.70</w:t>
-            </w:r>
-            <w:r>
-              <w:rPr>
-                <w:rFonts w:hint="eastAsia"/>
-                <w:color w:val="000000"/>
-                <w:sz w:val="20"/>
-                <w:szCs w:val="20"/>
-              </w:rPr>
-              <w:t>1</w:t>
+            <w:r>
+              <w:t>1.251</w:t>
             </w:r>
           </w:p>
         </w:tc>
@@ -8588,460 +8229,20 @@
         </w:rPr>
       </w:pPr>
       <w:r>
-        <w:rPr>
-          <w:bCs/>
-          <w:color w:val="000000" w:themeColor="text1"/>
-          <w:kern w:val="0"/>
-          <w:sz w:val="24"/>
-        </w:rPr>
-        <w:t>通过以上数据分析，变更前</w:t>
-      </w:r>
-      <w:r>
-        <w:rPr>
-          <w:color w:val="000000" w:themeColor="text1"/>
-          <w:sz w:val="24"/>
-        </w:rPr>
-        <w:t>连接强度</w:t>
-      </w:r>
-      <w:r>
-        <w:rPr>
-          <w:color w:val="000000" w:themeColor="text1"/>
-          <w:sz w:val="24"/>
-        </w:rPr>
-        <w:t>平均值</w:t>
-      </w:r>
-      <w:r>
-        <w:rPr>
-          <w:rFonts w:hint="eastAsia"/>
-          <w:color w:val="000000" w:themeColor="text1"/>
-          <w:sz w:val="24"/>
-        </w:rPr>
-        <w:t>17.01</w:t>
-      </w:r>
-      <w:r>
-        <w:rPr>
-          <w:color w:val="000000" w:themeColor="text1"/>
-          <w:sz w:val="24"/>
-        </w:rPr>
-        <w:t>，最小值</w:t>
-      </w:r>
-      <w:r>
-        <w:rPr>
-          <w:rFonts w:hint="eastAsia"/>
-          <w:color w:val="000000" w:themeColor="text1"/>
-          <w:sz w:val="24"/>
-        </w:rPr>
-        <w:t>14.75</w:t>
-      </w:r>
-      <w:r>
-        <w:rPr>
-          <w:color w:val="000000" w:themeColor="text1"/>
-          <w:sz w:val="24"/>
-        </w:rPr>
-        <w:t>，最大值</w:t>
-      </w:r>
-      <w:r>
-        <w:rPr>
-          <w:rFonts w:hint="eastAsia"/>
-          <w:color w:val="000000" w:themeColor="text1"/>
-          <w:sz w:val="24"/>
-        </w:rPr>
-        <w:t>18.43</w:t>
-      </w:r>
-      <w:r>
-        <w:rPr>
-          <w:rFonts w:hint="eastAsia"/>
-          <w:color w:val="000000" w:themeColor="text1"/>
-          <w:sz w:val="24"/>
-        </w:rPr>
-        <w:t>，标准差</w:t>
-      </w:r>
-      <w:r>
-        <w:rPr>
-          <w:rFonts w:hint="eastAsia"/>
-          <w:color w:val="000000" w:themeColor="text1"/>
-          <w:sz w:val="24"/>
-        </w:rPr>
-        <w:t>0.904</w:t>
-      </w:r>
-      <w:r>
-        <w:rPr>
-          <w:color w:val="000000" w:themeColor="text1"/>
-          <w:sz w:val="24"/>
-        </w:rPr>
-        <w:t>；</w:t>
-      </w:r>
-      <w:r>
-        <w:rPr>
-          <w:color w:val="000000" w:themeColor="text1"/>
-          <w:sz w:val="24"/>
-        </w:rPr>
-        <w:t>变更后</w:t>
-      </w:r>
-      <w:r>
-        <w:rPr>
-          <w:color w:val="000000" w:themeColor="text1"/>
-          <w:sz w:val="24"/>
-        </w:rPr>
-        <w:t>连接强度</w:t>
-      </w:r>
-      <w:r>
-        <w:rPr>
-          <w:color w:val="000000" w:themeColor="text1"/>
-          <w:sz w:val="24"/>
-        </w:rPr>
-        <w:t>平均值</w:t>
-      </w:r>
-      <w:r>
-        <w:rPr>
-          <w:rFonts w:hint="eastAsia"/>
-          <w:color w:val="000000" w:themeColor="text1"/>
-          <w:sz w:val="24"/>
-        </w:rPr>
-        <w:t>23.98</w:t>
-      </w:r>
-      <w:r>
-        <w:rPr>
-          <w:color w:val="000000" w:themeColor="text1"/>
-          <w:sz w:val="24"/>
-        </w:rPr>
-        <w:t>，最小值</w:t>
-      </w:r>
-      <w:r>
-        <w:rPr>
-          <w:rFonts w:hint="eastAsia"/>
-          <w:color w:val="000000" w:themeColor="text1"/>
-          <w:sz w:val="24"/>
-        </w:rPr>
-        <w:t>21.93</w:t>
-      </w:r>
-      <w:r>
-        <w:rPr>
-          <w:color w:val="000000" w:themeColor="text1"/>
-          <w:sz w:val="24"/>
-        </w:rPr>
-        <w:t>，最大值</w:t>
-      </w:r>
-      <w:r>
-        <w:rPr>
-          <w:rFonts w:hint="eastAsia"/>
-          <w:color w:val="000000" w:themeColor="text1"/>
-          <w:sz w:val="24"/>
-        </w:rPr>
-        <w:t>28.69</w:t>
-      </w:r>
-      <w:r>
-        <w:rPr>
-          <w:rFonts w:hint="eastAsia"/>
-          <w:color w:val="000000" w:themeColor="text1"/>
-          <w:sz w:val="24"/>
-        </w:rPr>
-        <w:t>，标准差</w:t>
-      </w:r>
-      <w:r>
-        <w:rPr>
-          <w:rFonts w:hint="eastAsia"/>
-          <w:color w:val="000000" w:themeColor="text1"/>
-          <w:sz w:val="24"/>
-        </w:rPr>
-        <w:t>1.701</w:t>
-      </w:r>
-      <w:r>
-        <w:rPr>
-          <w:color w:val="000000" w:themeColor="text1"/>
-          <w:sz w:val="24"/>
-        </w:rPr>
-        <w:t>。</w:t>
-      </w:r>
-      <w:r>
-        <w:rPr>
-          <w:bCs/>
-          <w:color w:val="000000" w:themeColor="text1"/>
-          <w:kern w:val="0"/>
-          <w:sz w:val="24"/>
-        </w:rPr>
-        <w:t>变更前后的</w:t>
-      </w:r>
-      <w:r>
-        <w:rPr>
-          <w:bCs/>
-          <w:color w:val="000000" w:themeColor="text1"/>
-          <w:kern w:val="0"/>
-          <w:sz w:val="24"/>
-        </w:rPr>
-        <w:t>连接强度</w:t>
-      </w:r>
-      <w:r>
+        <w:t>通过以上数据分析，变更前连接强度平均值17.01，最小值14.75，最大值18.43，标准差0.904；变更后连接强度平均值23.49，最小值21.48，最大值26.80，标准差1.251。变更前后的连接强度比对P值为0＜0.05，有明显的差异。</w:t>
+      </w:r>
+    </w:p>
+    <w:p>
+      <w:pPr>
+        <w:spacing w:afterLines="50" w:after="156" w:line="360" w:lineRule="auto"/>
         <w:rPr>
           <w:noProof/>
           <w:color w:val="000000" w:themeColor="text1"/>
           <w:sz w:val="24"/>
         </w:rPr>
-        <w:t>比对</w:t>
-      </w:r>
-      <w:r>
-        <w:rPr>
-          <w:noProof/>
-          <w:color w:val="000000" w:themeColor="text1"/>
-          <w:sz w:val="24"/>
-        </w:rPr>
-        <w:t>P</w:t>
-      </w:r>
-      <w:r>
-        <w:rPr>
-          <w:noProof/>
-          <w:color w:val="000000" w:themeColor="text1"/>
-          <w:sz w:val="24"/>
-        </w:rPr>
-        <w:t>值为</w:t>
-      </w:r>
-      <w:r>
-        <w:rPr>
-          <w:noProof/>
-          <w:color w:val="000000" w:themeColor="text1"/>
-          <w:sz w:val="24"/>
-        </w:rPr>
-        <w:t>0</w:t>
-      </w:r>
-      <w:r>
-        <w:rPr>
-          <w:noProof/>
-          <w:color w:val="000000" w:themeColor="text1"/>
-          <w:sz w:val="24"/>
-        </w:rPr>
-        <w:t>＜</w:t>
-      </w:r>
-      <w:r>
-        <w:rPr>
-          <w:noProof/>
-          <w:color w:val="000000" w:themeColor="text1"/>
-          <w:sz w:val="24"/>
-        </w:rPr>
-        <w:t>0.05</w:t>
-      </w:r>
-      <w:r>
-        <w:rPr>
-          <w:noProof/>
-          <w:color w:val="000000" w:themeColor="text1"/>
-          <w:sz w:val="24"/>
-        </w:rPr>
-        <w:t>，有明显的差异。</w:t>
-      </w:r>
-    </w:p>
-    <w:p>
-      <w:pPr>
-        <w:spacing w:afterLines="50" w:after="156" w:line="360" w:lineRule="auto"/>
-        <w:rPr>
-          <w:noProof/>
-          <w:color w:val="000000" w:themeColor="text1"/>
-          <w:sz w:val="24"/>
-        </w:rPr>
-      </w:pPr>
-      <w:r>
-        <w:rPr>
-          <w:noProof/>
-          <w:color w:val="000000" w:themeColor="text1"/>
-          <w:sz w:val="24"/>
-        </w:rPr>
-        <w:t xml:space="preserve">Through the above data analysis, the average </w:t>
-      </w:r>
-      <w:r>
-        <w:rPr>
-          <w:noProof/>
-          <w:color w:val="000000" w:themeColor="text1"/>
-          <w:sz w:val="24"/>
-        </w:rPr>
-        <w:t>connection strength</w:t>
-      </w:r>
-      <w:r>
-        <w:rPr>
-          <w:noProof/>
-          <w:color w:val="000000" w:themeColor="text1"/>
-          <w:sz w:val="24"/>
-        </w:rPr>
-        <w:t xml:space="preserve"> before the change is </w:t>
-      </w:r>
-      <w:r>
-        <w:rPr>
-          <w:rFonts w:hint="eastAsia"/>
-          <w:color w:val="000000" w:themeColor="text1"/>
-          <w:sz w:val="24"/>
-        </w:rPr>
-        <w:t>17.01</w:t>
-      </w:r>
-      <w:r>
-        <w:rPr>
-          <w:noProof/>
-          <w:color w:val="000000" w:themeColor="text1"/>
-          <w:sz w:val="24"/>
-        </w:rPr>
-        <w:t xml:space="preserve">, the minimum is </w:t>
-      </w:r>
-      <w:r>
-        <w:rPr>
-          <w:rFonts w:hint="eastAsia"/>
-          <w:color w:val="000000" w:themeColor="text1"/>
-          <w:sz w:val="24"/>
-        </w:rPr>
-        <w:t>14.75</w:t>
-      </w:r>
-      <w:r>
-        <w:rPr>
-          <w:noProof/>
-          <w:color w:val="000000" w:themeColor="text1"/>
-          <w:sz w:val="24"/>
-        </w:rPr>
-        <w:t xml:space="preserve">, the maximum is </w:t>
-      </w:r>
-      <w:r>
-        <w:rPr>
-          <w:rFonts w:hint="eastAsia"/>
-          <w:color w:val="000000" w:themeColor="text1"/>
-          <w:sz w:val="24"/>
-        </w:rPr>
-        <w:t>18.43</w:t>
-      </w:r>
-      <w:r>
-        <w:rPr>
-          <w:noProof/>
-          <w:color w:val="000000" w:themeColor="text1"/>
-          <w:sz w:val="24"/>
-        </w:rPr>
-        <w:t xml:space="preserve">, and the standard deviation is </w:t>
-      </w:r>
-      <w:r>
-        <w:rPr>
-          <w:rFonts w:hint="eastAsia"/>
-          <w:color w:val="000000" w:themeColor="text1"/>
-          <w:sz w:val="24"/>
-        </w:rPr>
-        <w:t>0.904</w:t>
-      </w:r>
-      <w:r>
-        <w:rPr>
-          <w:noProof/>
-          <w:color w:val="000000" w:themeColor="text1"/>
-          <w:sz w:val="24"/>
-        </w:rPr>
-        <w:t>;</w:t>
-      </w:r>
-      <w:r>
-        <w:rPr>
-          <w:sz w:val="24"/>
-        </w:rPr>
-        <w:t xml:space="preserve"> </w:t>
-      </w:r>
-      <w:r>
-        <w:rPr>
-          <w:noProof/>
-          <w:color w:val="000000" w:themeColor="text1"/>
-          <w:sz w:val="24"/>
-        </w:rPr>
-        <w:t xml:space="preserve">After the change, the average </w:t>
-      </w:r>
-      <w:r>
-        <w:rPr>
-          <w:noProof/>
-          <w:color w:val="000000" w:themeColor="text1"/>
-          <w:sz w:val="24"/>
-        </w:rPr>
-        <w:t>connection strength</w:t>
-      </w:r>
-      <w:r>
-        <w:rPr>
-          <w:noProof/>
-          <w:color w:val="000000" w:themeColor="text1"/>
-          <w:sz w:val="24"/>
-        </w:rPr>
-        <w:t xml:space="preserve"> is </w:t>
-      </w:r>
-      <w:r>
-        <w:rPr>
-          <w:rFonts w:hint="eastAsia"/>
-          <w:color w:val="000000" w:themeColor="text1"/>
-          <w:sz w:val="24"/>
-        </w:rPr>
-        <w:t>23.98</w:t>
-      </w:r>
-      <w:r>
-        <w:rPr>
-          <w:noProof/>
-          <w:color w:val="000000" w:themeColor="text1"/>
-          <w:sz w:val="24"/>
-        </w:rPr>
-        <w:t xml:space="preserve">, the minimum is </w:t>
-      </w:r>
-      <w:r>
-        <w:rPr>
-          <w:rFonts w:hint="eastAsia"/>
-          <w:color w:val="000000" w:themeColor="text1"/>
-          <w:sz w:val="24"/>
-        </w:rPr>
-        <w:t>21.93</w:t>
-      </w:r>
-      <w:r>
-        <w:rPr>
-          <w:noProof/>
-          <w:color w:val="000000" w:themeColor="text1"/>
-          <w:sz w:val="24"/>
-        </w:rPr>
-        <w:t>, the maximum is</w:t>
-      </w:r>
-      <w:r>
-        <w:rPr>
-          <w:noProof/>
-          <w:color w:val="000000" w:themeColor="text1"/>
-          <w:sz w:val="24"/>
-        </w:rPr>
-        <w:t xml:space="preserve"> </w:t>
-      </w:r>
-      <w:r>
-        <w:rPr>
-          <w:rFonts w:hint="eastAsia"/>
-          <w:color w:val="000000" w:themeColor="text1"/>
-          <w:sz w:val="24"/>
-        </w:rPr>
-        <w:t>28.69</w:t>
-      </w:r>
-      <w:r>
-        <w:rPr>
-          <w:noProof/>
-          <w:color w:val="000000" w:themeColor="text1"/>
-          <w:sz w:val="24"/>
-        </w:rPr>
-        <w:t xml:space="preserve">, and the standard deviation is </w:t>
-      </w:r>
-      <w:r>
-        <w:rPr>
-          <w:rFonts w:hint="eastAsia"/>
-          <w:color w:val="000000" w:themeColor="text1"/>
-          <w:sz w:val="24"/>
-        </w:rPr>
-        <w:t>1.701</w:t>
-      </w:r>
-      <w:r>
-        <w:rPr>
-          <w:noProof/>
-          <w:color w:val="000000" w:themeColor="text1"/>
-          <w:sz w:val="24"/>
-        </w:rPr>
-        <w:t xml:space="preserve">. The P value of the </w:t>
-      </w:r>
-      <w:r>
-        <w:rPr>
-          <w:noProof/>
-          <w:color w:val="000000" w:themeColor="text1"/>
-          <w:sz w:val="24"/>
-        </w:rPr>
-        <w:t>connection strength</w:t>
-      </w:r>
-      <w:r>
-        <w:rPr>
-          <w:noProof/>
-          <w:color w:val="000000" w:themeColor="text1"/>
-          <w:sz w:val="24"/>
-        </w:rPr>
-        <w:t xml:space="preserve"> before and after the change is 0&lt;0.05, which is a significant difference.</w:t>
+      </w:pPr>
+      <w:r>
+        <w:t>Through the above data analysis, the average connection strength before the change is 17.01, the minimum is 14.75, the maximum is 18.43, and the standard deviation is 0.904; After the change, the average connection strength is 23.49, the minimum is 21.48, the maximum is 26.80, and the standard deviation is 1.251. The P value of the connection strength before and after the change is 0&lt;0.05, which is a significant difference.</w:t>
       </w:r>
     </w:p>
     <w:p>
